--- a/PlastiBioFuel/Funding_Loop/Outreach/2026-08-25_Batch-01/05_Send_Checklist.docx
+++ b/PlastiBioFuel/Funding_Loop/Outreach/2026-08-25_Batch-01/05_Send_Checklist.docx
@@ -1155,7 +1155,7 @@
                 <w:color w:val="6B7684"/>
                 <w:sz w:val="16"/>
               </w:rPr>
-              <w:t>PlastiBioFuel LLC  ·  michael@plastibiofuel.com  ·  SDVOSB, SBA VetCert verified</w:t>
+              <w:t>PlastiBioFuel LLC  ·  michael@plastibiofuel.com  ·  SDVOSB</w:t>
             </w:r>
           </w:p>
         </w:tc>
